--- a/docs/field_network_setup.docx
+++ b/docs/field_network_setup.docx
@@ -167,7 +167,7 @@
                 <w:b w:val="0"/>
                 <w:sz w:val="19"/>
               </w:rPr>
-              <w:t>Jetson &lt;-&gt; Spot SDK (pose, motion)</w:t>
+              <w:t>Jetson &lt;-&gt; Spot SDK (motion; localization is the Oak-D)</w:t>
             </w:r>
           </w:p>
         </w:tc>
